--- a/apps/legal-docs-blueprints/templates/inversiones/anexo4/carta_incremento_hombre.docx
+++ b/apps/legal-docs-blueprints/templates/inversiones/anexo4/carta_incremento_hombre.docx
@@ -410,60 +410,6 @@
           <w:sz w:val="22"/>
           <w:sz w:val="22"/>
           <w:szCs w:val="22"/>
-          <w:shd w:fill="auto" w:val="clear"/>
-          <w:vertAlign w:val="baseline"/>
-        </w:rPr>
-      </w:r>
-    </w:p>
-    <w:p>
-      <w:pPr>
-        <w:pStyle w:val="normal1"/>
-        <w:keepNext w:val="false"/>
-        <w:keepLines w:val="false"/>
-        <w:pageBreakBefore w:val="false"/>
-        <w:widowControl w:val="false"/>
-        <w:shd w:val="clear" w:fill="auto"/>
-        <w:spacing w:lineRule="auto" w:line="240" w:before="182" w:after="0"/>
-        <w:ind w:hanging="0" w:left="0" w:right="0"/>
-        <w:jc w:val="left"/>
-        <w:rPr>
-          <w:rFonts w:ascii="Cambria" w:hAnsi="Cambria" w:eastAsia="Cambria" w:cs="Cambria"/>
-          <w:b w:val="false"/>
-          <w:bCs w:val="false"/>
-          <w:i w:val="false"/>
-          <w:i w:val="false"/>
-          <w:iCs w:val="false"/>
-          <w:caps w:val="false"/>
-          <w:smallCaps w:val="false"/>
-          <w:strike w:val="false"/>
-          <w:dstrike w:val="false"/>
-          <w:color w:val="000000"/>
-          <w:position w:val="0"/>
-          <w:sz w:val="22"/>
-          <w:sz w:val="22"/>
-          <w:szCs w:val="22"/>
-          <w:u w:val="none"/>
-          <w:shd w:fill="auto" w:val="clear"/>
-          <w:vertAlign w:val="baseline"/>
-        </w:rPr>
-      </w:pPr>
-      <w:r>
-        <w:rPr>
-          <w:rFonts w:eastAsia="Cambria" w:cs="Cambria"/>
-          <w:b w:val="false"/>
-          <w:bCs w:val="false"/>
-          <w:i w:val="false"/>
-          <w:iCs w:val="false"/>
-          <w:caps w:val="false"/>
-          <w:smallCaps w:val="false"/>
-          <w:strike w:val="false"/>
-          <w:dstrike w:val="false"/>
-          <w:color w:val="000000"/>
-          <w:position w:val="0"/>
-          <w:sz w:val="22"/>
-          <w:sz w:val="22"/>
-          <w:szCs w:val="22"/>
-          <w:u w:val="none"/>
           <w:shd w:fill="auto" w:val="clear"/>
           <w:vertAlign w:val="baseline"/>
         </w:rPr>
@@ -793,13 +739,7 @@
           <w:shd w:fill="auto" w:val="clear"/>
           <w:vertAlign w:val="baseline"/>
         </w:rPr>
-        <w:t xml:space="preserve">{diaTexto} de {mesTexto} de dos mil{anoTexto}, por este medio confirmo mi decisión de incrementar mi inversión en la cantidad de </w:t>
-      </w:r>
-      <w:r>
-        <w:rPr>
-          <w:u w:val="single"/>
-        </w:rPr>
-        <w:t xml:space="preserve"> </w:t>
+        <w:t xml:space="preserve">{diaTexto} de {mesTexto} de dos mil {anoTexto}, por este medio confirmo mi decisión de incrementar mi inversión en la cantidad de </w:t>
       </w:r>
       <w:sdt>
         <w:sdtPr>
@@ -809,12 +749,12 @@
         <w:sdtContent>
           <w:r>
             <w:rPr>
-              <w:u w:val="single"/>
+              <w:u w:val="none"/>
             </w:rPr>
           </w:r>
           <w:r>
             <w:rPr>
-              <w:u w:val="single"/>
+              <w:u w:val="none"/>
             </w:rPr>
           </w:r>
         </w:sdtContent>
@@ -975,7 +915,11 @@
       </w:sdt>
       <w:r>
         <w:rPr/>
-        <w:t>{uno_solo}</w:t>
+        <w:t>{</w:t>
+      </w:r>
+      <w:r>
+        <w:rPr/>
+        <w:t xml:space="preserve">formaEntrega_uno_solo} </w:t>
       </w:r>
       <w:r>
         <w:rPr>
@@ -1060,29 +1004,7 @@
           <w:shd w:fill="auto" w:val="clear"/>
           <w:vertAlign w:val="baseline"/>
         </w:rPr>
-        <w:t>{uno_solo}</w:t>
-      </w:r>
-      <w:r>
-        <w:rPr>
-          <w:rFonts w:eastAsia="Cambria" w:cs="Cambria"/>
-          <w:b w:val="false"/>
-          <w:bCs w:val="false"/>
-          <w:i w:val="false"/>
-          <w:iCs w:val="false"/>
-          <w:caps w:val="false"/>
-          <w:smallCaps w:val="false"/>
-          <w:strike w:val="false"/>
-          <w:dstrike w:val="false"/>
-          <w:color w:val="000000"/>
-          <w:position w:val="0"/>
-          <w:sz w:val="22"/>
-          <w:sz w:val="22"/>
-          <w:szCs w:val="22"/>
-          <w:u w:val="none"/>
-          <w:shd w:fill="auto" w:val="clear"/>
-          <w:vertAlign w:val="baseline"/>
-        </w:rPr>
-        <w:t xml:space="preserve">Será entregado en cuotas sucesivas hasta completar el monto indicado: En la siguiente forma: </w:t>
+        <w:t xml:space="preserve">{formaEntrega_cuotas_sucesivas} Será entregado en cuotas sucesivas hasta completar el monto indicado: En la siguiente forma: </w:t>
       </w:r>
     </w:p>
     <w:p>
@@ -1105,26 +1027,7 @@
         <w:spacing w:lineRule="auto" w:line="264" w:before="1" w:after="0"/>
         <w:ind w:hanging="360" w:left="1080" w:right="0"/>
         <w:jc w:val="left"/>
-        <w:rPr>
-          <w:rFonts w:ascii="Times New Roman" w:hAnsi="Times New Roman" w:eastAsia="Times New Roman" w:cs="Times New Roman"/>
-          <w:b w:val="false"/>
-          <w:bCs w:val="false"/>
-          <w:i w:val="false"/>
-          <w:i w:val="false"/>
-          <w:iCs w:val="false"/>
-          <w:caps w:val="false"/>
-          <w:smallCaps w:val="false"/>
-          <w:strike w:val="false"/>
-          <w:dstrike w:val="false"/>
-          <w:color w:val="000000"/>
-          <w:position w:val="0"/>
-          <w:sz w:val="22"/>
-          <w:sz w:val="22"/>
-          <w:szCs w:val="22"/>
-          <w:u w:val="none"/>
-          <w:shd w:fill="auto" w:val="clear"/>
-          <w:vertAlign w:val="baseline"/>
-        </w:rPr>
+        <w:rPr/>
       </w:pPr>
       <w:r>
         <w:rPr>
@@ -1542,29 +1445,7 @@
           <w:shd w:fill="auto" w:val="clear"/>
           <w:vertAlign w:val="baseline"/>
         </w:rPr>
-        <w:t xml:space="preserve">Firma: </w:t>
-      </w:r>
-      <w:r>
-        <w:rPr>
-          <w:rFonts w:eastAsia="Cambria" w:cs="Cambria"/>
-          <w:b w:val="false"/>
-          <w:bCs w:val="false"/>
-          <w:i w:val="false"/>
-          <w:iCs w:val="false"/>
-          <w:caps w:val="false"/>
-          <w:smallCaps w:val="false"/>
-          <w:strike w:val="false"/>
-          <w:dstrike w:val="false"/>
-          <w:color w:val="000000"/>
-          <w:position w:val="0"/>
-          <w:sz w:val="22"/>
-          <w:sz w:val="22"/>
-          <w:szCs w:val="22"/>
-          <w:u w:val="single"/>
-          <w:shd w:fill="auto" w:val="clear"/>
-          <w:vertAlign w:val="baseline"/>
-        </w:rPr>
-        <w:tab/>
+        <w:t>Firma: __________________________________</w:t>
       </w:r>
     </w:p>
     <w:p>
@@ -1583,12 +1464,16 @@
         <w:ind w:hanging="0" w:left="360" w:right="0"/>
         <w:jc w:val="left"/>
         <w:rPr>
-          <w:u w:val="single"/>
-        </w:rPr>
-      </w:pPr>
-      <w:r>
-        <w:rPr>
-          <w:u w:val="single"/>
+          <w:b w:val="false"/>
+          <w:bCs w:val="false"/>
+          <w:u w:val="none"/>
+        </w:rPr>
+      </w:pPr>
+      <w:r>
+        <w:rPr>
+          <w:b w:val="false"/>
+          <w:bCs w:val="false"/>
+          <w:u w:val="none"/>
         </w:rPr>
       </w:r>
     </w:p>
@@ -2178,7 +2063,7 @@
   <w:abstractNum w:abstractNumId="2">
     <w:lvl w:ilvl="0">
       <w:numFmt w:val="bullet"/>
-      <w:lvlText w:val="●"/>
+      <w:lvlText w:val=""/>
       <w:lvlJc w:val="left"/>
       <w:pPr>
         <w:tabs>
@@ -2187,13 +2072,7 @@
         <w:ind w:left="1080" w:hanging="360"/>
       </w:pPr>
       <w:rPr>
-        <w:rFonts w:ascii="Noto Sans Symbols" w:hAnsi="Noto Sans Symbols" w:cs="Noto Sans Symbols" w:hint="default"/>
-        <w:sz w:val="22"/>
-        <w:i w:val="false"/>
-        <w:b w:val="false"/>
-        <w:szCs w:val="22"/>
-        <w:iCs w:val="false"/>
-        <w:bCs w:val="false"/>
+        <w:rFonts w:ascii="Symbol" w:hAnsi="Symbol" w:cs="Symbol" w:hint="default"/>
       </w:rPr>
     </w:lvl>
     <w:lvl w:ilvl="1">
@@ -2318,152 +2197,6 @@
     </w:lvl>
   </w:abstractNum>
   <w:abstractNum w:abstractNumId="3">
-    <w:lvl w:ilvl="0">
-      <w:start w:val="1"/>
-      <w:numFmt w:val="bullet"/>
-      <w:lvlText w:val=""/>
-      <w:lvlJc w:val="left"/>
-      <w:pPr>
-        <w:tabs>
-          <w:tab w:val="num" w:pos="0"/>
-        </w:tabs>
-        <w:ind w:left="720" w:hanging="360"/>
-      </w:pPr>
-      <w:rPr>
-        <w:rFonts w:ascii="Wingdings" w:hAnsi="Wingdings" w:cs="Wingdings" w:hint="default"/>
-        <w:u w:val="none"/>
-      </w:rPr>
-    </w:lvl>
-    <w:lvl w:ilvl="1">
-      <w:start w:val="1"/>
-      <w:numFmt w:val="bullet"/>
-      <w:lvlText w:val=""/>
-      <w:lvlJc w:val="left"/>
-      <w:pPr>
-        <w:tabs>
-          <w:tab w:val="num" w:pos="0"/>
-        </w:tabs>
-        <w:ind w:left="1440" w:hanging="360"/>
-      </w:pPr>
-      <w:rPr>
-        <w:rFonts w:ascii="Wingdings" w:hAnsi="Wingdings" w:cs="Wingdings" w:hint="default"/>
-        <w:u w:val="none"/>
-      </w:rPr>
-    </w:lvl>
-    <w:lvl w:ilvl="2">
-      <w:start w:val="1"/>
-      <w:numFmt w:val="bullet"/>
-      <w:lvlText w:val=""/>
-      <w:lvlJc w:val="left"/>
-      <w:pPr>
-        <w:tabs>
-          <w:tab w:val="num" w:pos="0"/>
-        </w:tabs>
-        <w:ind w:left="2160" w:hanging="360"/>
-      </w:pPr>
-      <w:rPr>
-        <w:rFonts w:ascii="Wingdings" w:hAnsi="Wingdings" w:cs="Wingdings" w:hint="default"/>
-        <w:u w:val="none"/>
-      </w:rPr>
-    </w:lvl>
-    <w:lvl w:ilvl="3">
-      <w:start w:val="1"/>
-      <w:numFmt w:val="bullet"/>
-      <w:lvlText w:val=""/>
-      <w:lvlJc w:val="left"/>
-      <w:pPr>
-        <w:tabs>
-          <w:tab w:val="num" w:pos="0"/>
-        </w:tabs>
-        <w:ind w:left="2880" w:hanging="360"/>
-      </w:pPr>
-      <w:rPr>
-        <w:rFonts w:ascii="Wingdings" w:hAnsi="Wingdings" w:cs="Wingdings" w:hint="default"/>
-        <w:u w:val="none"/>
-      </w:rPr>
-    </w:lvl>
-    <w:lvl w:ilvl="4">
-      <w:start w:val="1"/>
-      <w:numFmt w:val="bullet"/>
-      <w:lvlText w:val=""/>
-      <w:lvlJc w:val="left"/>
-      <w:pPr>
-        <w:tabs>
-          <w:tab w:val="num" w:pos="0"/>
-        </w:tabs>
-        <w:ind w:left="3600" w:hanging="360"/>
-      </w:pPr>
-      <w:rPr>
-        <w:rFonts w:ascii="Wingdings" w:hAnsi="Wingdings" w:cs="Wingdings" w:hint="default"/>
-        <w:u w:val="none"/>
-      </w:rPr>
-    </w:lvl>
-    <w:lvl w:ilvl="5">
-      <w:start w:val="1"/>
-      <w:numFmt w:val="bullet"/>
-      <w:lvlText w:val=""/>
-      <w:lvlJc w:val="left"/>
-      <w:pPr>
-        <w:tabs>
-          <w:tab w:val="num" w:pos="0"/>
-        </w:tabs>
-        <w:ind w:left="4320" w:hanging="360"/>
-      </w:pPr>
-      <w:rPr>
-        <w:rFonts w:ascii="Wingdings" w:hAnsi="Wingdings" w:cs="Wingdings" w:hint="default"/>
-        <w:u w:val="none"/>
-      </w:rPr>
-    </w:lvl>
-    <w:lvl w:ilvl="6">
-      <w:start w:val="1"/>
-      <w:numFmt w:val="bullet"/>
-      <w:lvlText w:val=""/>
-      <w:lvlJc w:val="left"/>
-      <w:pPr>
-        <w:tabs>
-          <w:tab w:val="num" w:pos="0"/>
-        </w:tabs>
-        <w:ind w:left="5040" w:hanging="360"/>
-      </w:pPr>
-      <w:rPr>
-        <w:rFonts w:ascii="Wingdings" w:hAnsi="Wingdings" w:cs="Wingdings" w:hint="default"/>
-        <w:u w:val="none"/>
-      </w:rPr>
-    </w:lvl>
-    <w:lvl w:ilvl="7">
-      <w:start w:val="1"/>
-      <w:numFmt w:val="bullet"/>
-      <w:lvlText w:val=""/>
-      <w:lvlJc w:val="left"/>
-      <w:pPr>
-        <w:tabs>
-          <w:tab w:val="num" w:pos="0"/>
-        </w:tabs>
-        <w:ind w:left="5760" w:hanging="360"/>
-      </w:pPr>
-      <w:rPr>
-        <w:rFonts w:ascii="Wingdings" w:hAnsi="Wingdings" w:cs="Wingdings" w:hint="default"/>
-        <w:u w:val="none"/>
-      </w:rPr>
-    </w:lvl>
-    <w:lvl w:ilvl="8">
-      <w:start w:val="1"/>
-      <w:numFmt w:val="bullet"/>
-      <w:lvlText w:val=""/>
-      <w:lvlJc w:val="left"/>
-      <w:pPr>
-        <w:tabs>
-          <w:tab w:val="num" w:pos="0"/>
-        </w:tabs>
-        <w:ind w:left="6480" w:hanging="360"/>
-      </w:pPr>
-      <w:rPr>
-        <w:rFonts w:ascii="Wingdings" w:hAnsi="Wingdings" w:cs="Wingdings" w:hint="default"/>
-        <w:u w:val="none"/>
-      </w:rPr>
-    </w:lvl>
-  </w:abstractNum>
-  <w:abstractNum w:abstractNumId="4">
     <w:lvl w:ilvl="0">
       <w:start w:val="1"/>
       <w:numFmt w:val="none"/>
@@ -2590,9 +2323,6 @@
   </w:num>
   <w:num w:numId="3">
     <w:abstractNumId w:val="3"/>
-  </w:num>
-  <w:num w:numId="4">
-    <w:abstractNumId w:val="4"/>
   </w:num>
 </w:numbering>
 </file>
@@ -2790,6 +2520,13 @@
     <w:rPr>
       <w:rFonts w:ascii="Cambria" w:hAnsi="Cambria" w:eastAsia="Cambria" w:cs="Cambria"/>
       <w:lang w:val="es-ES"/>
+    </w:rPr>
+  </w:style>
+  <w:style w:type="character" w:styleId="Bolos">
+    <w:name w:val="Bolos"/>
+    <w:qFormat/>
+    <w:rPr>
+      <w:rFonts w:ascii="OpenSymbol" w:hAnsi="OpenSymbol" w:eastAsia="OpenSymbol" w:cs="OpenSymbol"/>
     </w:rPr>
   </w:style>
   <w:style w:type="paragraph" w:styleId="Ttulo">
